--- a/Daniel_Deusing_ES.docx
+++ b/Daniel_Deusing_ES.docx
@@ -108,7 +108,7 @@
               </w:rPr>
               <w:t xml:space="preserve"> </w:t>
             </w:r>
-            <w:hyperlink w:history="1" r:id="rIdtmvh-ykisfm7yhcevuetw">
+            <w:hyperlink w:history="1" r:id="rIdwf1bwpculwqzmsbeiweyj">
               <w:r>
                 <w:rPr>
                   <w:rFonts w:ascii="Nunito" w:cs="Nunito" w:eastAsia="Nunito" w:hAnsi="Nunito"/>
@@ -175,7 +175,7 @@
               </w:rPr>
               <w:t xml:space="preserve"> </w:t>
             </w:r>
-            <w:hyperlink w:history="1" r:id="rIde5ftg2w2x3isf0unlmscx">
+            <w:hyperlink w:history="1" r:id="rId7akw2xisd9bfpnmt3jfjh">
               <w:r>
                 <w:rPr>
                   <w:rFonts w:ascii="Nunito" w:cs="Nunito" w:eastAsia="Nunito" w:hAnsi="Nunito"/>
@@ -242,7 +242,7 @@
               </w:rPr>
               <w:t xml:space="preserve"> </w:t>
             </w:r>
-            <w:hyperlink w:history="1" r:id="rId_coxg6msrm9li1z1tub3d">
+            <w:hyperlink w:history="1" r:id="rIdbbdancyfisn4yrah__1d-">
               <w:r>
                 <w:rPr>
                   <w:rFonts w:ascii="Nunito" w:cs="Nunito" w:eastAsia="Nunito" w:hAnsi="Nunito"/>
@@ -299,13 +299,105 @@
           <w:b/>
           <w:bCs/>
         </w:rPr>
-        <w:t xml:space="preserve">más de 13 años de experiencia</w:t>
+        <w:t xml:space="preserve">más de 15 años de experiencia</w:t>
       </w:r>
       <w:r>
         <w:rPr>
           <w:rFonts w:ascii="Nunito" w:cs="Nunito" w:eastAsia="Nunito" w:hAnsi="Nunito"/>
         </w:rPr>
         <w:t xml:space="preserve"> en desarrollo full-stack, IoT, sistemas embebidos y software empresarial. Historial comprobado liderando equipos de desarrollo y entregando sistemas de misión crítica para clientes de los sectores automotriz, de defensa e industrial. Destaca en la depuración sistemática y el análisis de causa raíz de problemas complejos. Experiencia en revisión de código con enfoque en la transferencia de conocimiento y el desarrollo del equipo. Combina experiencia técnica práctica con habilidades de liderazgo: desde la planeación de la arquitectura, pasando por la implementación, hasta la operación en producción. Sólidas habilidades de comunicación en alemán, inglés y español. Experiencia en equipos ágiles y distribuidos y en proyectos internacionales.</w:t>
+      </w:r>
+    </w:p>
+    <w:p>
+      <w:pPr>
+        <w:pStyle w:val="SectionHeader"/>
+      </w:pPr>
+      <w:r>
+        <w:t xml:space="preserve">Fortalezas Clave</w:t>
+      </w:r>
+    </w:p>
+    <w:p>
+      <w:pPr>
+        <w:pStyle w:val="ListParagraph"/>
+        <w:numPr>
+          <w:ilvl w:val="0"/>
+          <w:numId w:val="2"/>
+        </w:numPr>
+      </w:pPr>
+      <w:r>
+        <w:rPr>
+          <w:rFonts w:ascii="Nunito" w:cs="Nunito" w:eastAsia="Nunito" w:hAnsi="Nunito"/>
+          <w:b/>
+          <w:bCs/>
+          <w:color w:val="1E3A5F"/>
+          <w:sz w:val="20"/>
+          <w:szCs w:val="20"/>
+        </w:rPr>
+        <w:t xml:space="preserve">Depuración rápida en producción – </w:t>
+      </w:r>
+      <w:r>
+        <w:rPr>
+          <w:rFonts w:ascii="Nunito" w:cs="Nunito" w:eastAsia="Nunito" w:hAnsi="Nunito"/>
+          <w:sz w:val="20"/>
+          <w:szCs w:val="20"/>
+        </w:rPr>
+        <w:t xml:space="preserve">Como fundador de la empresa he asumido repetidamente correcciones urgentes en producción, lo que me entrenó para localizar y resolver problemas con rapidez, a menudo en código que no escribí.</w:t>
+      </w:r>
+    </w:p>
+    <w:p>
+      <w:pPr>
+        <w:pStyle w:val="ListParagraph"/>
+        <w:numPr>
+          <w:ilvl w:val="0"/>
+          <w:numId w:val="2"/>
+        </w:numPr>
+      </w:pPr>
+      <w:r>
+        <w:rPr>
+          <w:rFonts w:ascii="Nunito" w:cs="Nunito" w:eastAsia="Nunito" w:hAnsi="Nunito"/>
+          <w:b/>
+          <w:bCs/>
+          <w:color w:val="1E3A5F"/>
+          <w:sz w:val="20"/>
+          <w:szCs w:val="20"/>
+        </w:rPr>
+        <w:t xml:space="preserve">Mentoría y transferencia de conocimiento en ambos sentidos – </w:t>
+      </w:r>
+      <w:r>
+        <w:rPr>
+          <w:rFonts w:ascii="Nunito" w:cs="Nunito" w:eastAsia="Nunito" w:hAnsi="Nunito"/>
+          <w:sz w:val="20"/>
+          <w:szCs w:val="20"/>
+        </w:rPr>
+        <w:t xml:space="preserve">Disfruto haciendo crecer a desarrolladores junior, y valoro cuánto aprenden también los senior humildes de la perspectiva fresca de un junior.</w:t>
+      </w:r>
+    </w:p>
+    <w:p>
+      <w:pPr>
+        <w:pStyle w:val="ListParagraph"/>
+        <w:numPr>
+          <w:ilvl w:val="0"/>
+          <w:numId w:val="2"/>
+        </w:numPr>
+      </w:pPr>
+      <w:r>
+        <w:rPr>
+          <w:rFonts w:ascii="Nunito" w:cs="Nunito" w:eastAsia="Nunito" w:hAnsi="Nunito"/>
+          <w:b/>
+          <w:bCs/>
+          <w:color w:val="1E3A5F"/>
+          <w:sz w:val="20"/>
+          <w:szCs w:val="20"/>
+        </w:rPr>
+        <w:t xml:space="preserve">Ingeniería potenciada por IA – </w:t>
+      </w:r>
+      <w:r>
+        <w:rPr>
+          <w:rFonts w:ascii="Nunito" w:cs="Nunito" w:eastAsia="Nunito" w:hAnsi="Nunito"/>
+          <w:sz w:val="20"/>
+          <w:szCs w:val="20"/>
+        </w:rPr>
+        <w:t xml:space="preserve">Tres años en profundidad desarrollando con IA: no solo programar con ella, sino configurarla para obtener resultados de alta calidad y rentables, manteniendo la arquitectura y el criterio en manos humanas: los conceptos por encima de la sintaxis.</w:t>
       </w:r>
     </w:p>
     <w:p>
@@ -3943,18 +4035,6 @@
       </w:pPr>
     </w:lvl>
   </w:abstractNum>
-  <w:abstractNum w:abstractNumId="3" w15:restartNumberingAfterBreak="0">
-    <w:multiLevelType w:val="hybridMultilevel"/>
-    <w:lvl w:ilvl="0" w15:tentative="1">
-      <w:start w:val="1"/>
-      <w:numFmt w:val="bullet"/>
-      <w:lvlText w:val="•"/>
-      <w:lvlJc w:val="left"/>
-      <w:pPr>
-        <w:ind w:left="360" w:hanging="200"/>
-      </w:pPr>
-    </w:lvl>
-  </w:abstractNum>
   <w:num w:numId="1">
     <w:abstractNumId w:val="1"/>
     <w:lvlOverride w:ilvl="0">
@@ -3962,7 +4042,7 @@
     </w:lvlOverride>
   </w:num>
   <w:num w:numId="2">
-    <w:abstractNumId w:val="3"/>
+    <w:abstractNumId w:val="2"/>
     <w:lvlOverride w:ilvl="0">
       <w:startOverride w:val="1"/>
     </w:lvlOverride>

--- a/Daniel_Deusing_ES.docx
+++ b/Daniel_Deusing_ES.docx
@@ -108,7 +108,7 @@
               </w:rPr>
               <w:t xml:space="preserve"> </w:t>
             </w:r>
-            <w:hyperlink w:history="1" r:id="rIdwf1bwpculwqzmsbeiweyj">
+            <w:hyperlink w:history="1" r:id="rIdoi9ypsibt7p7wm6l6mlkz">
               <w:r>
                 <w:rPr>
                   <w:rFonts w:ascii="Nunito" w:cs="Nunito" w:eastAsia="Nunito" w:hAnsi="Nunito"/>
@@ -175,7 +175,7 @@
               </w:rPr>
               <w:t xml:space="preserve"> </w:t>
             </w:r>
-            <w:hyperlink w:history="1" r:id="rId7akw2xisd9bfpnmt3jfjh">
+            <w:hyperlink w:history="1" r:id="rIdjaae7ngih95xjlfp-srtm">
               <w:r>
                 <w:rPr>
                   <w:rFonts w:ascii="Nunito" w:cs="Nunito" w:eastAsia="Nunito" w:hAnsi="Nunito"/>
@@ -242,7 +242,7 @@
               </w:rPr>
               <w:t xml:space="preserve"> </w:t>
             </w:r>
-            <w:hyperlink w:history="1" r:id="rIdbbdancyfisn4yrah__1d-">
+            <w:hyperlink w:history="1" r:id="rIdpanbswz9xerp-pg1_bwn9">
               <w:r>
                 <w:rPr>
                   <w:rFonts w:ascii="Nunito" w:cs="Nunito" w:eastAsia="Nunito" w:hAnsi="Nunito"/>
@@ -299,7 +299,7 @@
           <w:b/>
           <w:bCs/>
         </w:rPr>
-        <w:t xml:space="preserve">más de 15 años de experiencia</w:t>
+        <w:t xml:space="preserve">experiencia profesional desde 2012</w:t>
       </w:r>
       <w:r>
         <w:rPr>

--- a/Daniel_Deusing_ES.docx
+++ b/Daniel_Deusing_ES.docx
@@ -108,7 +108,7 @@
               </w:rPr>
               <w:t xml:space="preserve"> </w:t>
             </w:r>
-            <w:hyperlink w:history="1" r:id="rIdoi9ypsibt7p7wm6l6mlkz">
+            <w:hyperlink w:history="1" r:id="rId-n9yfrqtcosv-neh8wkf6">
               <w:r>
                 <w:rPr>
                   <w:rFonts w:ascii="Nunito" w:cs="Nunito" w:eastAsia="Nunito" w:hAnsi="Nunito"/>
@@ -175,7 +175,7 @@
               </w:rPr>
               <w:t xml:space="preserve"> </w:t>
             </w:r>
-            <w:hyperlink w:history="1" r:id="rIdjaae7ngih95xjlfp-srtm">
+            <w:hyperlink w:history="1" r:id="rIdecjiqub7ftg2cjym2tkgj">
               <w:r>
                 <w:rPr>
                   <w:rFonts w:ascii="Nunito" w:cs="Nunito" w:eastAsia="Nunito" w:hAnsi="Nunito"/>
@@ -242,7 +242,7 @@
               </w:rPr>
               <w:t xml:space="preserve"> </w:t>
             </w:r>
-            <w:hyperlink w:history="1" r:id="rIdpanbswz9xerp-pg1_bwn9">
+            <w:hyperlink w:history="1" r:id="rIdccq25j9uvap9zffvotklx">
               <w:r>
                 <w:rPr>
                   <w:rFonts w:ascii="Nunito" w:cs="Nunito" w:eastAsia="Nunito" w:hAnsi="Nunito"/>
